--- a/JAVASCRIPT/Theory_Assignment_JavaScript.docx
+++ b/JAVASCRIPT/Theory_Assignment_JavaScript.docx
@@ -3,8 +3,1007 @@
 <w:document xmlns:wpc="http://schemas.microsoft.com/office/word/2010/wordprocessingCanvas" xmlns:cx="http://schemas.microsoft.com/office/drawing/2014/chartex" xmlns:mc="http://schemas.openxmlformats.org/markup-compatibility/2006" xmlns:o="urn:schemas-microsoft-com:office:office" xmlns:r="http://schemas.openxmlformats.org/officeDocument/2006/relationships" xmlns:m="http://schemas.openxmlformats.org/officeDocument/2006/math" xmlns:v="urn:schemas-microsoft-com:vml" xmlns:wp14="http://schemas.microsoft.com/office/word/2010/wordprocessingDrawing" xmlns:wp="http://schemas.openxmlformats.org/drawingml/2006/wordprocessingDrawing" xmlns:w10="urn:schemas-microsoft-com:office:word" xmlns:w="http://schemas.openxmlformats.org/wordprocessingml/2006/main" xmlns:w14="http://schemas.microsoft.com/office/word/2010/wordml" xmlns:w15="http://schemas.microsoft.com/office/word/2012/wordml" xmlns:w16se="http://schemas.microsoft.com/office/word/2015/wordml/symex" xmlns:wpg="http://schemas.microsoft.com/office/word/2010/wordprocessingGroup" xmlns:wpi="http://schemas.microsoft.com/office/word/2010/wordprocessingInk" xmlns:wne="http://schemas.microsoft.com/office/word/2006/wordml" xmlns:wps="http://schemas.microsoft.com/office/word/2010/wordprocessingShape" mc:Ignorable="w14 w15 w16se wp14">
   <w:body>
     <w:p>
+      <w:pPr>
+        <w:pStyle w:val="Title"/>
+        <w:pBdr>
+          <w:top w:val="single" w:sz="4" w:space="1" w:color="auto"/>
+          <w:left w:val="single" w:sz="4" w:space="4" w:color="auto"/>
+          <w:bottom w:val="single" w:sz="4" w:space="1" w:color="auto"/>
+          <w:right w:val="single" w:sz="4" w:space="4" w:color="auto"/>
+          <w:between w:val="single" w:sz="4" w:space="1" w:color="auto"/>
+          <w:bar w:val="single" w:sz="4" w:color="auto"/>
+        </w:pBdr>
+        <w:jc w:val="center"/>
+        <w:rPr>
+          <w:rFonts w:ascii="Times New Roman" w:hAnsi="Times New Roman" w:cs="Times New Roman"/>
+          <w:sz w:val="48"/>
+        </w:rPr>
+      </w:pPr>
+      <w:r>
+        <w:rPr>
+          <w:rFonts w:ascii="Times New Roman" w:hAnsi="Times New Roman" w:cs="Times New Roman"/>
+          <w:sz w:val="48"/>
+        </w:rPr>
+        <w:t>JAVASCRIPT</w:t>
+      </w:r>
+    </w:p>
+    <w:p/>
+    <w:p>
+      <w:pPr>
+        <w:rPr>
+          <w:color w:val="FF0000"/>
+        </w:rPr>
+      </w:pPr>
+    </w:p>
+    <w:p>
+      <w:pPr>
+        <w:rPr>
+          <w:color w:val="FF0000"/>
+        </w:rPr>
+      </w:pPr>
+      <w:r>
+        <w:rPr>
+          <w:rFonts w:ascii="Times New Roman" w:hAnsi="Times New Roman" w:cs="Times New Roman"/>
+          <w:b/>
+          <w:color w:val="FF0000"/>
+          <w:sz w:val="24"/>
+          <w:szCs w:val="24"/>
+        </w:rPr>
+        <w:t xml:space="preserve">Q1. </w:t>
+      </w:r>
+      <w:r>
+        <w:rPr>
+          <w:rFonts w:ascii="Times New Roman" w:hAnsi="Times New Roman" w:cs="Times New Roman"/>
+          <w:b/>
+          <w:color w:val="FF0000"/>
+          <w:sz w:val="24"/>
+          <w:szCs w:val="24"/>
+        </w:rPr>
+        <w:t>What is JavaScript? Explain the role of JavaScript in web development</w:t>
+      </w:r>
+      <w:r>
+        <w:rPr>
+          <w:color w:val="FF0000"/>
+        </w:rPr>
+        <w:t>.</w:t>
+      </w:r>
+    </w:p>
+    <w:p>
+      <w:pPr>
+        <w:rPr>
+          <w:color w:val="FF0000"/>
+        </w:rPr>
+      </w:pPr>
+    </w:p>
+    <w:p>
+      <w:pPr>
+        <w:rPr>
+          <w:rFonts w:ascii="Times New Roman" w:hAnsi="Times New Roman" w:cs="Times New Roman"/>
+          <w:sz w:val="24"/>
+        </w:rPr>
+      </w:pPr>
+      <w:r>
+        <w:rPr>
+          <w:rFonts w:ascii="Times New Roman" w:hAnsi="Times New Roman" w:cs="Times New Roman"/>
+          <w:sz w:val="24"/>
+        </w:rPr>
+        <w:t xml:space="preserve">JavaScript is a </w:t>
+      </w:r>
+      <w:r>
+        <w:rPr>
+          <w:rStyle w:val="Strong"/>
+          <w:rFonts w:ascii="Times New Roman" w:hAnsi="Times New Roman" w:cs="Times New Roman"/>
+          <w:b w:val="0"/>
+          <w:sz w:val="24"/>
+        </w:rPr>
+        <w:t>client-side scripting language</w:t>
+      </w:r>
+      <w:r>
+        <w:rPr>
+          <w:rFonts w:ascii="Times New Roman" w:hAnsi="Times New Roman" w:cs="Times New Roman"/>
+          <w:sz w:val="24"/>
+        </w:rPr>
+        <w:t xml:space="preserve"> (though it can also run on the server via Node.js).</w:t>
+      </w:r>
+    </w:p>
+    <w:p>
+      <w:pPr>
+        <w:rPr>
+          <w:rFonts w:ascii="Times New Roman" w:hAnsi="Times New Roman" w:cs="Times New Roman"/>
+          <w:sz w:val="24"/>
+        </w:rPr>
+      </w:pPr>
+    </w:p>
+    <w:p>
+      <w:pPr>
+        <w:rPr>
+          <w:color w:val="5B9BD5" w:themeColor="accent1"/>
+        </w:rPr>
+      </w:pPr>
+      <w:r>
+        <w:rPr>
+          <w:rFonts w:ascii="Segoe UI Symbol" w:hAnsi="Segoe UI Symbol" w:cs="Segoe UI Symbol"/>
+          <w:color w:val="5B9BD5" w:themeColor="accent1"/>
+        </w:rPr>
+        <w:t>🔹</w:t>
+      </w:r>
+      <w:r>
+        <w:rPr>
+          <w:color w:val="5B9BD5" w:themeColor="accent1"/>
+        </w:rPr>
+        <w:t xml:space="preserve"> </w:t>
+      </w:r>
+      <w:r>
+        <w:rPr>
+          <w:color w:val="5B9BD5" w:themeColor="accent1"/>
+          <w:u w:val="single"/>
+        </w:rPr>
+        <w:t>Role of JavaScript in Web Development</w:t>
+      </w:r>
+      <w:r>
+        <w:rPr>
+          <w:color w:val="5B9BD5" w:themeColor="accent1"/>
+        </w:rPr>
+        <w:t xml:space="preserve">: </w:t>
+      </w:r>
+    </w:p>
+    <w:p>
+      <w:pPr>
+        <w:rPr>
+          <w:color w:val="5B9BD5" w:themeColor="accent1"/>
+        </w:rPr>
+      </w:pPr>
+    </w:p>
+    <w:p>
+      <w:pPr>
+        <w:rPr>
+          <w:rFonts w:ascii="Times New Roman" w:hAnsi="Times New Roman" w:cs="Times New Roman"/>
+          <w:sz w:val="24"/>
+        </w:rPr>
+      </w:pPr>
+      <w:r>
+        <w:rPr>
+          <w:rStyle w:val="Strong"/>
+          <w:rFonts w:ascii="Times New Roman" w:hAnsi="Times New Roman" w:cs="Times New Roman"/>
+          <w:sz w:val="24"/>
+        </w:rPr>
+        <w:t>Interactivity:</w:t>
+      </w:r>
+      <w:r>
+        <w:rPr>
+          <w:rFonts w:ascii="Times New Roman" w:hAnsi="Times New Roman" w:cs="Times New Roman"/>
+          <w:sz w:val="24"/>
+        </w:rPr>
+        <w:t xml:space="preserve"> It allows developers to add interactive features such as dropdown menus, sliders, pop-ups, and form validations.</w:t>
+      </w:r>
+    </w:p>
+    <w:p>
+      <w:pPr>
+        <w:rPr>
+          <w:rFonts w:ascii="Times New Roman" w:hAnsi="Times New Roman" w:cs="Times New Roman"/>
+          <w:sz w:val="24"/>
+        </w:rPr>
+      </w:pPr>
+    </w:p>
+    <w:p>
+      <w:pPr>
+        <w:rPr>
+          <w:rFonts w:ascii="Times New Roman" w:hAnsi="Times New Roman" w:cs="Times New Roman"/>
+          <w:sz w:val="24"/>
+        </w:rPr>
+      </w:pPr>
+      <w:r>
+        <w:rPr>
+          <w:rStyle w:val="Strong"/>
+          <w:rFonts w:ascii="Times New Roman" w:hAnsi="Times New Roman" w:cs="Times New Roman"/>
+          <w:sz w:val="24"/>
+        </w:rPr>
+        <w:t>DOM Manipulation:</w:t>
+      </w:r>
+      <w:r>
+        <w:rPr>
+          <w:rFonts w:ascii="Times New Roman" w:hAnsi="Times New Roman" w:cs="Times New Roman"/>
+          <w:sz w:val="24"/>
+        </w:rPr>
+        <w:t xml:space="preserve"> JavaScript can directly access and modify HTML and CSS in real time, which means the content and style of a page can change dynamically without reloading.</w:t>
+      </w:r>
+    </w:p>
+    <w:p>
+      <w:pPr>
+        <w:rPr>
+          <w:rFonts w:ascii="Times New Roman" w:hAnsi="Times New Roman" w:cs="Times New Roman"/>
+          <w:sz w:val="24"/>
+        </w:rPr>
+      </w:pPr>
+    </w:p>
+    <w:p>
+      <w:pPr>
+        <w:rPr>
+          <w:rFonts w:ascii="Times New Roman" w:hAnsi="Times New Roman" w:cs="Times New Roman"/>
+          <w:sz w:val="24"/>
+        </w:rPr>
+      </w:pPr>
+      <w:r>
+        <w:rPr>
+          <w:rStyle w:val="Strong"/>
+          <w:rFonts w:ascii="Times New Roman" w:hAnsi="Times New Roman" w:cs="Times New Roman"/>
+          <w:sz w:val="24"/>
+        </w:rPr>
+        <w:t>Asynchronous Communication:</w:t>
+      </w:r>
+      <w:r>
+        <w:rPr>
+          <w:rFonts w:ascii="Times New Roman" w:hAnsi="Times New Roman" w:cs="Times New Roman"/>
+          <w:sz w:val="24"/>
+        </w:rPr>
+        <w:t xml:space="preserve"> With AJAX and Fetch API, it enables background data exchange with the server, leading to smooth user experiences like live search, chat apps, or social media feeds.</w:t>
+      </w:r>
+    </w:p>
+    <w:p>
+      <w:pPr>
+        <w:rPr>
+          <w:rFonts w:ascii="Times New Roman" w:hAnsi="Times New Roman" w:cs="Times New Roman"/>
+          <w:sz w:val="24"/>
+        </w:rPr>
+      </w:pPr>
+    </w:p>
+    <w:p>
+      <w:pPr>
+        <w:rPr>
+          <w:rFonts w:ascii="Times New Roman" w:hAnsi="Times New Roman" w:cs="Times New Roman"/>
+          <w:sz w:val="24"/>
+        </w:rPr>
+      </w:pPr>
+      <w:r>
+        <w:rPr>
+          <w:rStyle w:val="Strong"/>
+          <w:rFonts w:ascii="Times New Roman" w:hAnsi="Times New Roman" w:cs="Times New Roman"/>
+          <w:sz w:val="24"/>
+        </w:rPr>
+        <w:t>Application Development:</w:t>
+      </w:r>
+      <w:r>
+        <w:rPr>
+          <w:rFonts w:ascii="Times New Roman" w:hAnsi="Times New Roman" w:cs="Times New Roman"/>
+          <w:sz w:val="24"/>
+        </w:rPr>
+        <w:t xml:space="preserve"> Modern frameworks and libraries such as React, Angular, and </w:t>
+      </w:r>
+      <w:proofErr w:type="spellStart"/>
+      <w:r>
+        <w:rPr>
+          <w:rFonts w:ascii="Times New Roman" w:hAnsi="Times New Roman" w:cs="Times New Roman"/>
+          <w:sz w:val="24"/>
+        </w:rPr>
+        <w:t>Vue</w:t>
+      </w:r>
+      <w:proofErr w:type="spellEnd"/>
+      <w:r>
+        <w:rPr>
+          <w:rFonts w:ascii="Times New Roman" w:hAnsi="Times New Roman" w:cs="Times New Roman"/>
+          <w:sz w:val="24"/>
+        </w:rPr>
+        <w:t xml:space="preserve"> allow JavaScript to power single-page applications (SPAs) with complex user interfaces.</w:t>
+      </w:r>
+    </w:p>
+    <w:p>
+      <w:pPr>
+        <w:rPr>
+          <w:rFonts w:ascii="Times New Roman" w:hAnsi="Times New Roman" w:cs="Times New Roman"/>
+          <w:sz w:val="24"/>
+        </w:rPr>
+      </w:pPr>
+    </w:p>
+    <w:p>
+      <w:pPr>
+        <w:rPr>
+          <w:rFonts w:ascii="Times New Roman" w:hAnsi="Times New Roman" w:cs="Times New Roman"/>
+          <w:sz w:val="24"/>
+        </w:rPr>
+      </w:pPr>
+      <w:r>
+        <w:rPr>
+          <w:rStyle w:val="Strong"/>
+          <w:rFonts w:ascii="Times New Roman" w:hAnsi="Times New Roman" w:cs="Times New Roman"/>
+          <w:sz w:val="24"/>
+        </w:rPr>
+        <w:t>Full-Stack Development:</w:t>
+      </w:r>
+      <w:r>
+        <w:rPr>
+          <w:rFonts w:ascii="Times New Roman" w:hAnsi="Times New Roman" w:cs="Times New Roman"/>
+          <w:sz w:val="24"/>
+        </w:rPr>
+        <w:t xml:space="preserve"> Through Node.js, JavaScript can also be used on the server-side, which makes it possible to build complete applications using a single language.</w:t>
+      </w:r>
+    </w:p>
+    <w:p>
+      <w:pPr>
+        <w:rPr>
+          <w:rFonts w:ascii="Times New Roman" w:hAnsi="Times New Roman" w:cs="Times New Roman"/>
+          <w:sz w:val="24"/>
+        </w:rPr>
+      </w:pPr>
+    </w:p>
+    <w:p>
+      <w:pPr>
+        <w:rPr>
+          <w:rFonts w:ascii="Times New Roman" w:hAnsi="Times New Roman" w:cs="Times New Roman"/>
+          <w:sz w:val="24"/>
+        </w:rPr>
+      </w:pPr>
+    </w:p>
+    <w:p>
+      <w:pPr>
+        <w:rPr>
+          <w:rFonts w:ascii="Times New Roman" w:hAnsi="Times New Roman" w:cs="Times New Roman"/>
+          <w:sz w:val="24"/>
+        </w:rPr>
+      </w:pPr>
+    </w:p>
+    <w:p>
+      <w:pPr>
+        <w:rPr>
+          <w:rFonts w:ascii="Times New Roman" w:hAnsi="Times New Roman" w:cs="Times New Roman"/>
+          <w:sz w:val="24"/>
+        </w:rPr>
+      </w:pPr>
+    </w:p>
+    <w:p>
+      <w:pPr>
+        <w:rPr>
+          <w:rFonts w:ascii="Times New Roman" w:hAnsi="Times New Roman" w:cs="Times New Roman"/>
+          <w:b/>
+          <w:color w:val="FF0000"/>
+          <w:sz w:val="24"/>
+          <w:szCs w:val="24"/>
+        </w:rPr>
+      </w:pPr>
+      <w:r>
+        <w:rPr>
+          <w:rFonts w:ascii="Times New Roman" w:hAnsi="Times New Roman" w:cs="Times New Roman"/>
+          <w:b/>
+          <w:color w:val="FF0000"/>
+          <w:sz w:val="24"/>
+          <w:szCs w:val="24"/>
+        </w:rPr>
+        <w:t xml:space="preserve">Q2. </w:t>
+      </w:r>
+      <w:r>
+        <w:rPr>
+          <w:rFonts w:ascii="Times New Roman" w:hAnsi="Times New Roman" w:cs="Times New Roman"/>
+          <w:b/>
+          <w:color w:val="FF0000"/>
+          <w:sz w:val="24"/>
+          <w:szCs w:val="24"/>
+        </w:rPr>
+        <w:t>How is JavaScript different from other programming languages like Python or</w:t>
+      </w:r>
+      <w:r>
+        <w:rPr>
+          <w:rFonts w:ascii="Times New Roman" w:hAnsi="Times New Roman" w:cs="Times New Roman"/>
+          <w:b/>
+          <w:color w:val="FF0000"/>
+          <w:sz w:val="24"/>
+          <w:szCs w:val="24"/>
+        </w:rPr>
+        <w:t xml:space="preserve"> </w:t>
+      </w:r>
+      <w:r>
+        <w:rPr>
+          <w:rFonts w:ascii="Times New Roman" w:hAnsi="Times New Roman" w:cs="Times New Roman"/>
+          <w:b/>
+          <w:color w:val="FF0000"/>
+          <w:sz w:val="24"/>
+          <w:szCs w:val="24"/>
+        </w:rPr>
+        <w:t>Java?</w:t>
+      </w:r>
+    </w:p>
+    <w:p>
+      <w:pPr>
+        <w:rPr>
+          <w:rFonts w:ascii="Times New Roman" w:hAnsi="Times New Roman" w:cs="Times New Roman"/>
+          <w:b/>
+          <w:color w:val="FF0000"/>
+          <w:sz w:val="24"/>
+          <w:szCs w:val="24"/>
+        </w:rPr>
+      </w:pPr>
+    </w:p>
+    <w:p>
+      <w:pPr>
+        <w:pStyle w:val="NormalWeb"/>
+      </w:pPr>
+      <w:r>
+        <w:rPr>
+          <w:rStyle w:val="Strong"/>
+          <w:rFonts w:eastAsiaTheme="majorEastAsia"/>
+        </w:rPr>
+        <w:t>Primary Usage:</w:t>
+      </w:r>
+    </w:p>
+    <w:p>
+      <w:pPr>
+        <w:pStyle w:val="NormalWeb"/>
+        <w:numPr>
+          <w:ilvl w:val="0"/>
+          <w:numId w:val="1"/>
+        </w:numPr>
+      </w:pPr>
+      <w:r>
+        <w:rPr>
+          <w:rStyle w:val="Strong"/>
+          <w:rFonts w:eastAsiaTheme="majorEastAsia"/>
+          <w:b w:val="0"/>
+        </w:rPr>
+        <w:t>JavaScript</w:t>
+      </w:r>
+      <w:r>
+        <w:t xml:space="preserve"> is mainly used for </w:t>
+      </w:r>
+      <w:r>
+        <w:rPr>
+          <w:rStyle w:val="Strong"/>
+          <w:rFonts w:eastAsiaTheme="majorEastAsia"/>
+          <w:b w:val="0"/>
+        </w:rPr>
+        <w:t>web development</w:t>
+      </w:r>
+      <w:r>
+        <w:t xml:space="preserve"> to add interactivity to websites and build front-end or full-stack applications.</w:t>
+      </w:r>
+    </w:p>
+    <w:p>
+      <w:pPr>
+        <w:pStyle w:val="NormalWeb"/>
+        <w:numPr>
+          <w:ilvl w:val="0"/>
+          <w:numId w:val="1"/>
+        </w:numPr>
+      </w:pPr>
+      <w:r>
+        <w:rPr>
+          <w:rStyle w:val="Strong"/>
+          <w:rFonts w:eastAsiaTheme="majorEastAsia"/>
+          <w:b w:val="0"/>
+        </w:rPr>
+        <w:t>Python</w:t>
+      </w:r>
+      <w:r>
+        <w:t xml:space="preserve"> is often used for </w:t>
+      </w:r>
+      <w:r>
+        <w:rPr>
+          <w:rStyle w:val="Strong"/>
+          <w:rFonts w:eastAsiaTheme="majorEastAsia"/>
+          <w:b w:val="0"/>
+        </w:rPr>
+        <w:t>data science, machine learning, scripting, and backend development</w:t>
+      </w:r>
+      <w:r>
+        <w:t>.</w:t>
+      </w:r>
+    </w:p>
+    <w:p>
+      <w:pPr>
+        <w:pStyle w:val="NormalWeb"/>
+        <w:numPr>
+          <w:ilvl w:val="0"/>
+          <w:numId w:val="1"/>
+        </w:numPr>
+      </w:pPr>
+      <w:r>
+        <w:rPr>
+          <w:rStyle w:val="Strong"/>
+          <w:rFonts w:eastAsiaTheme="majorEastAsia"/>
+          <w:b w:val="0"/>
+        </w:rPr>
+        <w:t>Java</w:t>
+      </w:r>
+      <w:r>
+        <w:t xml:space="preserve"> is widely used for </w:t>
+      </w:r>
+      <w:r>
+        <w:rPr>
+          <w:rStyle w:val="Strong"/>
+          <w:rFonts w:eastAsiaTheme="majorEastAsia"/>
+          <w:b w:val="0"/>
+        </w:rPr>
+        <w:t>enterprise applications, Android apps, and backend systems</w:t>
+      </w:r>
+    </w:p>
+    <w:p>
+      <w:pPr>
+        <w:pStyle w:val="NormalWeb"/>
+      </w:pPr>
+      <w:r>
+        <w:rPr>
+          <w:rStyle w:val="Strong"/>
+          <w:rFonts w:eastAsiaTheme="majorEastAsia"/>
+        </w:rPr>
+        <w:t>Execution</w:t>
+      </w:r>
+      <w:r>
+        <w:rPr>
+          <w:rStyle w:val="Strong"/>
+          <w:rFonts w:eastAsiaTheme="majorEastAsia"/>
+          <w:b w:val="0"/>
+        </w:rPr>
+        <w:t xml:space="preserve"> </w:t>
+      </w:r>
+      <w:r>
+        <w:rPr>
+          <w:rStyle w:val="Strong"/>
+          <w:rFonts w:eastAsiaTheme="majorEastAsia"/>
+        </w:rPr>
+        <w:t>Environment</w:t>
+      </w:r>
+      <w:r>
+        <w:rPr>
+          <w:rStyle w:val="Strong"/>
+          <w:rFonts w:eastAsiaTheme="majorEastAsia"/>
+          <w:b w:val="0"/>
+        </w:rPr>
+        <w:t>:</w:t>
+      </w:r>
+    </w:p>
+    <w:p>
+      <w:pPr>
+        <w:pStyle w:val="NormalWeb"/>
+        <w:numPr>
+          <w:ilvl w:val="0"/>
+          <w:numId w:val="2"/>
+        </w:numPr>
+      </w:pPr>
+      <w:r>
+        <w:rPr>
+          <w:rStyle w:val="Strong"/>
+          <w:rFonts w:eastAsiaTheme="majorEastAsia"/>
+          <w:b w:val="0"/>
+        </w:rPr>
+        <w:t>JavaScript</w:t>
+      </w:r>
+      <w:r>
+        <w:t xml:space="preserve"> runs directly in the </w:t>
+      </w:r>
+      <w:r>
+        <w:rPr>
+          <w:rStyle w:val="Strong"/>
+          <w:rFonts w:eastAsiaTheme="majorEastAsia"/>
+          <w:b w:val="0"/>
+        </w:rPr>
+        <w:t>browser</w:t>
+      </w:r>
+      <w:r>
+        <w:t xml:space="preserve"> (client-side) and also on the </w:t>
+      </w:r>
+      <w:r>
+        <w:rPr>
+          <w:rStyle w:val="Strong"/>
+          <w:rFonts w:eastAsiaTheme="majorEastAsia"/>
+          <w:b w:val="0"/>
+        </w:rPr>
+        <w:t>server</w:t>
+      </w:r>
+      <w:r>
+        <w:t xml:space="preserve"> with Node.js.</w:t>
+      </w:r>
+    </w:p>
+    <w:p>
+      <w:pPr>
+        <w:pStyle w:val="NormalWeb"/>
+        <w:numPr>
+          <w:ilvl w:val="0"/>
+          <w:numId w:val="2"/>
+        </w:numPr>
+      </w:pPr>
+      <w:r>
+        <w:rPr>
+          <w:rStyle w:val="Strong"/>
+          <w:rFonts w:eastAsiaTheme="majorEastAsia"/>
+          <w:b w:val="0"/>
+        </w:rPr>
+        <w:t>Python</w:t>
+      </w:r>
+      <w:r>
+        <w:t xml:space="preserve"> and </w:t>
+      </w:r>
+      <w:r>
+        <w:rPr>
+          <w:rStyle w:val="Strong"/>
+          <w:rFonts w:eastAsiaTheme="majorEastAsia"/>
+          <w:b w:val="0"/>
+        </w:rPr>
+        <w:t>Java</w:t>
+      </w:r>
+      <w:r>
+        <w:t xml:space="preserve"> generally run on the </w:t>
+      </w:r>
+      <w:r>
+        <w:rPr>
+          <w:rStyle w:val="Strong"/>
+          <w:rFonts w:eastAsiaTheme="majorEastAsia"/>
+          <w:b w:val="0"/>
+        </w:rPr>
+        <w:t>server side</w:t>
+      </w:r>
+      <w:r>
+        <w:t xml:space="preserve"> or as standalone applications, not inside a browser.</w:t>
+      </w:r>
       <w:bookmarkStart w:id="0" w:name="_GoBack"/>
       <w:bookmarkEnd w:id="0"/>
+    </w:p>
+    <w:p>
+      <w:pPr>
+        <w:pStyle w:val="NormalWeb"/>
+      </w:pPr>
+      <w:r>
+        <w:rPr>
+          <w:rStyle w:val="Strong"/>
+          <w:rFonts w:eastAsiaTheme="majorEastAsia"/>
+        </w:rPr>
+        <w:lastRenderedPageBreak/>
+        <w:t>Typing System:</w:t>
+      </w:r>
+    </w:p>
+    <w:p>
+      <w:pPr>
+        <w:pStyle w:val="NormalWeb"/>
+        <w:numPr>
+          <w:ilvl w:val="0"/>
+          <w:numId w:val="3"/>
+        </w:numPr>
+      </w:pPr>
+      <w:r>
+        <w:rPr>
+          <w:rStyle w:val="Strong"/>
+          <w:rFonts w:eastAsiaTheme="majorEastAsia"/>
+          <w:b w:val="0"/>
+        </w:rPr>
+        <w:t>JavaScript</w:t>
+      </w:r>
+      <w:r>
+        <w:t xml:space="preserve"> is </w:t>
+      </w:r>
+      <w:r>
+        <w:rPr>
+          <w:rStyle w:val="Strong"/>
+          <w:rFonts w:eastAsiaTheme="majorEastAsia"/>
+          <w:b w:val="0"/>
+        </w:rPr>
+        <w:t>dynamically</w:t>
+      </w:r>
+      <w:r>
+        <w:rPr>
+          <w:rStyle w:val="Strong"/>
+          <w:rFonts w:eastAsiaTheme="majorEastAsia"/>
+        </w:rPr>
+        <w:t xml:space="preserve"> </w:t>
+      </w:r>
+      <w:r>
+        <w:rPr>
+          <w:rStyle w:val="Strong"/>
+          <w:rFonts w:eastAsiaTheme="majorEastAsia"/>
+          <w:b w:val="0"/>
+        </w:rPr>
+        <w:t>typed</w:t>
+      </w:r>
+      <w:r>
+        <w:t xml:space="preserve"> (no need to declare variable types).</w:t>
+      </w:r>
+    </w:p>
+    <w:p>
+      <w:pPr>
+        <w:pStyle w:val="NormalWeb"/>
+        <w:numPr>
+          <w:ilvl w:val="0"/>
+          <w:numId w:val="3"/>
+        </w:numPr>
+      </w:pPr>
+      <w:r>
+        <w:rPr>
+          <w:rStyle w:val="Strong"/>
+          <w:rFonts w:eastAsiaTheme="majorEastAsia"/>
+          <w:b w:val="0"/>
+        </w:rPr>
+        <w:t>Python</w:t>
+      </w:r>
+      <w:r>
+        <w:t xml:space="preserve"> is also dynamically typed, but strongly typed (</w:t>
+      </w:r>
+      <w:proofErr w:type="gramStart"/>
+      <w:r>
+        <w:t>more strict</w:t>
+      </w:r>
+      <w:proofErr w:type="gramEnd"/>
+      <w:r>
+        <w:t>).</w:t>
+      </w:r>
+    </w:p>
+    <w:p>
+      <w:pPr>
+        <w:pStyle w:val="NormalWeb"/>
+        <w:numPr>
+          <w:ilvl w:val="0"/>
+          <w:numId w:val="3"/>
+        </w:numPr>
+      </w:pPr>
+      <w:r>
+        <w:rPr>
+          <w:rStyle w:val="Strong"/>
+          <w:rFonts w:eastAsiaTheme="majorEastAsia"/>
+          <w:b w:val="0"/>
+        </w:rPr>
+        <w:t>Java</w:t>
+      </w:r>
+      <w:r>
+        <w:t xml:space="preserve"> is </w:t>
+      </w:r>
+      <w:r>
+        <w:rPr>
+          <w:rStyle w:val="Strong"/>
+          <w:rFonts w:eastAsiaTheme="majorEastAsia"/>
+          <w:b w:val="0"/>
+        </w:rPr>
+        <w:t>statically</w:t>
+      </w:r>
+      <w:r>
+        <w:rPr>
+          <w:rStyle w:val="Strong"/>
+          <w:rFonts w:eastAsiaTheme="majorEastAsia"/>
+        </w:rPr>
+        <w:t xml:space="preserve"> </w:t>
+      </w:r>
+      <w:r>
+        <w:rPr>
+          <w:rStyle w:val="Strong"/>
+          <w:rFonts w:eastAsiaTheme="majorEastAsia"/>
+          <w:b w:val="0"/>
+        </w:rPr>
+        <w:t>typed</w:t>
+      </w:r>
+      <w:r>
+        <w:t xml:space="preserve"> (types must be declared at compile time).</w:t>
+      </w:r>
+    </w:p>
+    <w:p>
+      <w:pPr>
+        <w:pStyle w:val="NormalWeb"/>
+      </w:pPr>
+      <w:r>
+        <w:rPr>
+          <w:rStyle w:val="Strong"/>
+          <w:rFonts w:eastAsiaTheme="majorEastAsia"/>
+        </w:rPr>
+        <w:t>Syntax &amp; Learning Curve:</w:t>
+      </w:r>
+    </w:p>
+    <w:p>
+      <w:pPr>
+        <w:pStyle w:val="NormalWeb"/>
+        <w:numPr>
+          <w:ilvl w:val="0"/>
+          <w:numId w:val="4"/>
+        </w:numPr>
+      </w:pPr>
+      <w:r>
+        <w:rPr>
+          <w:rStyle w:val="Strong"/>
+          <w:rFonts w:eastAsiaTheme="majorEastAsia"/>
+          <w:b w:val="0"/>
+        </w:rPr>
+        <w:t>JavaScript</w:t>
+      </w:r>
+      <w:r>
+        <w:t xml:space="preserve"> has a </w:t>
+      </w:r>
+      <w:r>
+        <w:rPr>
+          <w:rStyle w:val="Strong"/>
+          <w:rFonts w:eastAsiaTheme="majorEastAsia"/>
+          <w:b w:val="0"/>
+        </w:rPr>
+        <w:t>C-like</w:t>
+      </w:r>
+      <w:r>
+        <w:rPr>
+          <w:rStyle w:val="Strong"/>
+          <w:rFonts w:eastAsiaTheme="majorEastAsia"/>
+        </w:rPr>
+        <w:t xml:space="preserve"> </w:t>
+      </w:r>
+      <w:r>
+        <w:rPr>
+          <w:rStyle w:val="Strong"/>
+          <w:rFonts w:eastAsiaTheme="majorEastAsia"/>
+          <w:b w:val="0"/>
+        </w:rPr>
+        <w:t>syntax</w:t>
+      </w:r>
+      <w:r>
+        <w:t>, easy to learn for beginners in web development.</w:t>
+      </w:r>
+    </w:p>
+    <w:p>
+      <w:pPr>
+        <w:pStyle w:val="NormalWeb"/>
+        <w:numPr>
+          <w:ilvl w:val="0"/>
+          <w:numId w:val="4"/>
+        </w:numPr>
+      </w:pPr>
+      <w:r>
+        <w:rPr>
+          <w:rStyle w:val="Strong"/>
+          <w:rFonts w:eastAsiaTheme="majorEastAsia"/>
+          <w:b w:val="0"/>
+        </w:rPr>
+        <w:t>Python</w:t>
+      </w:r>
+      <w:r>
+        <w:t xml:space="preserve"> is known for its </w:t>
+      </w:r>
+      <w:r>
+        <w:rPr>
+          <w:rStyle w:val="Strong"/>
+          <w:rFonts w:eastAsiaTheme="majorEastAsia"/>
+          <w:b w:val="0"/>
+        </w:rPr>
+        <w:t>simple, human-readable syntax</w:t>
+      </w:r>
+      <w:r>
+        <w:rPr>
+          <w:b/>
+        </w:rPr>
+        <w:t>.</w:t>
+      </w:r>
+    </w:p>
+    <w:p>
+      <w:pPr>
+        <w:pStyle w:val="NormalWeb"/>
+        <w:numPr>
+          <w:ilvl w:val="0"/>
+          <w:numId w:val="4"/>
+        </w:numPr>
+      </w:pPr>
+      <w:r>
+        <w:rPr>
+          <w:rStyle w:val="Strong"/>
+          <w:rFonts w:eastAsiaTheme="majorEastAsia"/>
+          <w:b w:val="0"/>
+        </w:rPr>
+        <w:t>Java</w:t>
+      </w:r>
+      <w:r>
+        <w:t xml:space="preserve"> has </w:t>
+      </w:r>
+      <w:r>
+        <w:rPr>
+          <w:rStyle w:val="Strong"/>
+          <w:rFonts w:eastAsiaTheme="majorEastAsia"/>
+          <w:b w:val="0"/>
+        </w:rPr>
+        <w:t>more verbose syntax</w:t>
+      </w:r>
+      <w:r>
+        <w:t xml:space="preserve"> with strict rules.</w:t>
+      </w:r>
+    </w:p>
+    <w:p>
+      <w:pPr>
+        <w:pStyle w:val="NormalWeb"/>
+      </w:pPr>
+      <w:r>
+        <w:rPr>
+          <w:rStyle w:val="Strong"/>
+          <w:rFonts w:eastAsiaTheme="majorEastAsia"/>
+        </w:rPr>
+        <w:t>Concurrency Model:</w:t>
+      </w:r>
+    </w:p>
+    <w:p>
+      <w:pPr>
+        <w:pStyle w:val="NormalWeb"/>
+        <w:numPr>
+          <w:ilvl w:val="0"/>
+          <w:numId w:val="5"/>
+        </w:numPr>
+      </w:pPr>
+      <w:r>
+        <w:rPr>
+          <w:rStyle w:val="Strong"/>
+          <w:rFonts w:eastAsiaTheme="majorEastAsia"/>
+          <w:b w:val="0"/>
+        </w:rPr>
+        <w:t>JavaScript</w:t>
+      </w:r>
+      <w:r>
+        <w:t xml:space="preserve"> uses an </w:t>
+      </w:r>
+      <w:r>
+        <w:rPr>
+          <w:rStyle w:val="Strong"/>
+          <w:rFonts w:eastAsiaTheme="majorEastAsia"/>
+          <w:b w:val="0"/>
+        </w:rPr>
+        <w:t>event-driven, non-blocking, asynchronous model</w:t>
+      </w:r>
+      <w:r>
+        <w:t xml:space="preserve"> (via the event loop, promises, </w:t>
+      </w:r>
+      <w:proofErr w:type="spellStart"/>
+      <w:r>
+        <w:t>async</w:t>
+      </w:r>
+      <w:proofErr w:type="spellEnd"/>
+      <w:r>
+        <w:t>/</w:t>
+      </w:r>
+      <w:r>
+        <w:t xml:space="preserve"> </w:t>
+      </w:r>
+      <w:r>
+        <w:t>await).</w:t>
+      </w:r>
+    </w:p>
+    <w:p>
+      <w:pPr>
+        <w:pStyle w:val="NormalWeb"/>
+        <w:numPr>
+          <w:ilvl w:val="0"/>
+          <w:numId w:val="5"/>
+        </w:numPr>
+      </w:pPr>
+      <w:r>
+        <w:rPr>
+          <w:rStyle w:val="Strong"/>
+          <w:rFonts w:eastAsiaTheme="majorEastAsia"/>
+          <w:b w:val="0"/>
+        </w:rPr>
+        <w:t>Python</w:t>
+      </w:r>
+      <w:r>
+        <w:t xml:space="preserve"> uses multi-threading/multi-processing for concurrency.</w:t>
+      </w:r>
+    </w:p>
+    <w:p>
+      <w:pPr>
+        <w:pStyle w:val="NormalWeb"/>
+        <w:numPr>
+          <w:ilvl w:val="0"/>
+          <w:numId w:val="5"/>
+        </w:numPr>
+      </w:pPr>
+      <w:r>
+        <w:rPr>
+          <w:rStyle w:val="Strong"/>
+          <w:rFonts w:eastAsiaTheme="majorEastAsia"/>
+          <w:b w:val="0"/>
+        </w:rPr>
+        <w:t>Java</w:t>
+      </w:r>
+      <w:r>
+        <w:t xml:space="preserve"> uses multi-threading at its core for parallelism</w:t>
+      </w:r>
+      <w:r>
+        <w:t>.</w:t>
+      </w:r>
+    </w:p>
+    <w:p>
+      <w:pPr>
+        <w:pStyle w:val="NormalWeb"/>
+      </w:pPr>
+    </w:p>
+    <w:p>
+      <w:pPr>
+        <w:rPr>
+          <w:rFonts w:ascii="Times New Roman" w:hAnsi="Times New Roman" w:cs="Times New Roman"/>
+          <w:color w:val="FF0000"/>
+          <w:sz w:val="24"/>
+          <w:szCs w:val="24"/>
+        </w:rPr>
+      </w:pPr>
     </w:p>
     <w:sectPr>
       <w:pgSz w:w="12240" w:h="15840"/>
@@ -14,6 +1013,771 @@
     </w:sectPr>
   </w:body>
 </w:document>
+</file>
+
+<file path=word/numbering.xml><?xml version="1.0" encoding="utf-8"?>
+<w:numbering xmlns:wpc="http://schemas.microsoft.com/office/word/2010/wordprocessingCanvas" xmlns:cx="http://schemas.microsoft.com/office/drawing/2014/chartex" xmlns:mc="http://schemas.openxmlformats.org/markup-compatibility/2006" xmlns:o="urn:schemas-microsoft-com:office:office" xmlns:r="http://schemas.openxmlformats.org/officeDocument/2006/relationships" xmlns:m="http://schemas.openxmlformats.org/officeDocument/2006/math" xmlns:v="urn:schemas-microsoft-com:vml" xmlns:wp14="http://schemas.microsoft.com/office/word/2010/wordprocessingDrawing" xmlns:wp="http://schemas.openxmlformats.org/drawingml/2006/wordprocessingDrawing" xmlns:w10="urn:schemas-microsoft-com:office:word" xmlns:w="http://schemas.openxmlformats.org/wordprocessingml/2006/main" xmlns:w14="http://schemas.microsoft.com/office/word/2010/wordml" xmlns:w15="http://schemas.microsoft.com/office/word/2012/wordml" xmlns:w16se="http://schemas.microsoft.com/office/word/2015/wordml/symex" xmlns:wpg="http://schemas.microsoft.com/office/word/2010/wordprocessingGroup" xmlns:wpi="http://schemas.microsoft.com/office/word/2010/wordprocessingInk" xmlns:wne="http://schemas.microsoft.com/office/word/2006/wordml" xmlns:wps="http://schemas.microsoft.com/office/word/2010/wordprocessingShape" mc:Ignorable="w14 w15 w16se wp14">
+  <w:abstractNum w:abstractNumId="0" w15:restartNumberingAfterBreak="0">
+    <w:nsid w:val="0A9E7F39"/>
+    <w:multiLevelType w:val="multilevel"/>
+    <w:tmpl w:val="176CF0DA"/>
+    <w:lvl w:ilvl="0">
+      <w:start w:val="1"/>
+      <w:numFmt w:val="bullet"/>
+      <w:lvlText w:val=""/>
+      <w:lvlJc w:val="left"/>
+      <w:pPr>
+        <w:tabs>
+          <w:tab w:val="num" w:pos="720"/>
+        </w:tabs>
+        <w:ind w:left="720" w:hanging="360"/>
+      </w:pPr>
+      <w:rPr>
+        <w:rFonts w:ascii="Symbol" w:hAnsi="Symbol" w:hint="default"/>
+        <w:sz w:val="20"/>
+      </w:rPr>
+    </w:lvl>
+    <w:lvl w:ilvl="1" w:tentative="1">
+      <w:start w:val="1"/>
+      <w:numFmt w:val="bullet"/>
+      <w:lvlText w:val="o"/>
+      <w:lvlJc w:val="left"/>
+      <w:pPr>
+        <w:tabs>
+          <w:tab w:val="num" w:pos="1440"/>
+        </w:tabs>
+        <w:ind w:left="1440" w:hanging="360"/>
+      </w:pPr>
+      <w:rPr>
+        <w:rFonts w:ascii="Courier New" w:hAnsi="Courier New" w:hint="default"/>
+        <w:sz w:val="20"/>
+      </w:rPr>
+    </w:lvl>
+    <w:lvl w:ilvl="2" w:tentative="1">
+      <w:start w:val="1"/>
+      <w:numFmt w:val="bullet"/>
+      <w:lvlText w:val=""/>
+      <w:lvlJc w:val="left"/>
+      <w:pPr>
+        <w:tabs>
+          <w:tab w:val="num" w:pos="2160"/>
+        </w:tabs>
+        <w:ind w:left="2160" w:hanging="360"/>
+      </w:pPr>
+      <w:rPr>
+        <w:rFonts w:ascii="Wingdings" w:hAnsi="Wingdings" w:hint="default"/>
+        <w:sz w:val="20"/>
+      </w:rPr>
+    </w:lvl>
+    <w:lvl w:ilvl="3" w:tentative="1">
+      <w:start w:val="1"/>
+      <w:numFmt w:val="bullet"/>
+      <w:lvlText w:val=""/>
+      <w:lvlJc w:val="left"/>
+      <w:pPr>
+        <w:tabs>
+          <w:tab w:val="num" w:pos="2880"/>
+        </w:tabs>
+        <w:ind w:left="2880" w:hanging="360"/>
+      </w:pPr>
+      <w:rPr>
+        <w:rFonts w:ascii="Wingdings" w:hAnsi="Wingdings" w:hint="default"/>
+        <w:sz w:val="20"/>
+      </w:rPr>
+    </w:lvl>
+    <w:lvl w:ilvl="4" w:tentative="1">
+      <w:start w:val="1"/>
+      <w:numFmt w:val="bullet"/>
+      <w:lvlText w:val=""/>
+      <w:lvlJc w:val="left"/>
+      <w:pPr>
+        <w:tabs>
+          <w:tab w:val="num" w:pos="3600"/>
+        </w:tabs>
+        <w:ind w:left="3600" w:hanging="360"/>
+      </w:pPr>
+      <w:rPr>
+        <w:rFonts w:ascii="Wingdings" w:hAnsi="Wingdings" w:hint="default"/>
+        <w:sz w:val="20"/>
+      </w:rPr>
+    </w:lvl>
+    <w:lvl w:ilvl="5" w:tentative="1">
+      <w:start w:val="1"/>
+      <w:numFmt w:val="bullet"/>
+      <w:lvlText w:val=""/>
+      <w:lvlJc w:val="left"/>
+      <w:pPr>
+        <w:tabs>
+          <w:tab w:val="num" w:pos="4320"/>
+        </w:tabs>
+        <w:ind w:left="4320" w:hanging="360"/>
+      </w:pPr>
+      <w:rPr>
+        <w:rFonts w:ascii="Wingdings" w:hAnsi="Wingdings" w:hint="default"/>
+        <w:sz w:val="20"/>
+      </w:rPr>
+    </w:lvl>
+    <w:lvl w:ilvl="6" w:tentative="1">
+      <w:start w:val="1"/>
+      <w:numFmt w:val="bullet"/>
+      <w:lvlText w:val=""/>
+      <w:lvlJc w:val="left"/>
+      <w:pPr>
+        <w:tabs>
+          <w:tab w:val="num" w:pos="5040"/>
+        </w:tabs>
+        <w:ind w:left="5040" w:hanging="360"/>
+      </w:pPr>
+      <w:rPr>
+        <w:rFonts w:ascii="Wingdings" w:hAnsi="Wingdings" w:hint="default"/>
+        <w:sz w:val="20"/>
+      </w:rPr>
+    </w:lvl>
+    <w:lvl w:ilvl="7" w:tentative="1">
+      <w:start w:val="1"/>
+      <w:numFmt w:val="bullet"/>
+      <w:lvlText w:val=""/>
+      <w:lvlJc w:val="left"/>
+      <w:pPr>
+        <w:tabs>
+          <w:tab w:val="num" w:pos="5760"/>
+        </w:tabs>
+        <w:ind w:left="5760" w:hanging="360"/>
+      </w:pPr>
+      <w:rPr>
+        <w:rFonts w:ascii="Wingdings" w:hAnsi="Wingdings" w:hint="default"/>
+        <w:sz w:val="20"/>
+      </w:rPr>
+    </w:lvl>
+    <w:lvl w:ilvl="8" w:tentative="1">
+      <w:start w:val="1"/>
+      <w:numFmt w:val="bullet"/>
+      <w:lvlText w:val=""/>
+      <w:lvlJc w:val="left"/>
+      <w:pPr>
+        <w:tabs>
+          <w:tab w:val="num" w:pos="6480"/>
+        </w:tabs>
+        <w:ind w:left="6480" w:hanging="360"/>
+      </w:pPr>
+      <w:rPr>
+        <w:rFonts w:ascii="Wingdings" w:hAnsi="Wingdings" w:hint="default"/>
+        <w:sz w:val="20"/>
+      </w:rPr>
+    </w:lvl>
+  </w:abstractNum>
+  <w:abstractNum w:abstractNumId="1" w15:restartNumberingAfterBreak="0">
+    <w:nsid w:val="61303015"/>
+    <w:multiLevelType w:val="multilevel"/>
+    <w:tmpl w:val="7F3A493C"/>
+    <w:lvl w:ilvl="0">
+      <w:start w:val="1"/>
+      <w:numFmt w:val="bullet"/>
+      <w:lvlText w:val=""/>
+      <w:lvlJc w:val="left"/>
+      <w:pPr>
+        <w:tabs>
+          <w:tab w:val="num" w:pos="720"/>
+        </w:tabs>
+        <w:ind w:left="720" w:hanging="360"/>
+      </w:pPr>
+      <w:rPr>
+        <w:rFonts w:ascii="Symbol" w:hAnsi="Symbol" w:hint="default"/>
+        <w:sz w:val="20"/>
+      </w:rPr>
+    </w:lvl>
+    <w:lvl w:ilvl="1" w:tentative="1">
+      <w:start w:val="1"/>
+      <w:numFmt w:val="bullet"/>
+      <w:lvlText w:val="o"/>
+      <w:lvlJc w:val="left"/>
+      <w:pPr>
+        <w:tabs>
+          <w:tab w:val="num" w:pos="1440"/>
+        </w:tabs>
+        <w:ind w:left="1440" w:hanging="360"/>
+      </w:pPr>
+      <w:rPr>
+        <w:rFonts w:ascii="Courier New" w:hAnsi="Courier New" w:hint="default"/>
+        <w:sz w:val="20"/>
+      </w:rPr>
+    </w:lvl>
+    <w:lvl w:ilvl="2" w:tentative="1">
+      <w:start w:val="1"/>
+      <w:numFmt w:val="bullet"/>
+      <w:lvlText w:val=""/>
+      <w:lvlJc w:val="left"/>
+      <w:pPr>
+        <w:tabs>
+          <w:tab w:val="num" w:pos="2160"/>
+        </w:tabs>
+        <w:ind w:left="2160" w:hanging="360"/>
+      </w:pPr>
+      <w:rPr>
+        <w:rFonts w:ascii="Wingdings" w:hAnsi="Wingdings" w:hint="default"/>
+        <w:sz w:val="20"/>
+      </w:rPr>
+    </w:lvl>
+    <w:lvl w:ilvl="3" w:tentative="1">
+      <w:start w:val="1"/>
+      <w:numFmt w:val="bullet"/>
+      <w:lvlText w:val=""/>
+      <w:lvlJc w:val="left"/>
+      <w:pPr>
+        <w:tabs>
+          <w:tab w:val="num" w:pos="2880"/>
+        </w:tabs>
+        <w:ind w:left="2880" w:hanging="360"/>
+      </w:pPr>
+      <w:rPr>
+        <w:rFonts w:ascii="Wingdings" w:hAnsi="Wingdings" w:hint="default"/>
+        <w:sz w:val="20"/>
+      </w:rPr>
+    </w:lvl>
+    <w:lvl w:ilvl="4" w:tentative="1">
+      <w:start w:val="1"/>
+      <w:numFmt w:val="bullet"/>
+      <w:lvlText w:val=""/>
+      <w:lvlJc w:val="left"/>
+      <w:pPr>
+        <w:tabs>
+          <w:tab w:val="num" w:pos="3600"/>
+        </w:tabs>
+        <w:ind w:left="3600" w:hanging="360"/>
+      </w:pPr>
+      <w:rPr>
+        <w:rFonts w:ascii="Wingdings" w:hAnsi="Wingdings" w:hint="default"/>
+        <w:sz w:val="20"/>
+      </w:rPr>
+    </w:lvl>
+    <w:lvl w:ilvl="5" w:tentative="1">
+      <w:start w:val="1"/>
+      <w:numFmt w:val="bullet"/>
+      <w:lvlText w:val=""/>
+      <w:lvlJc w:val="left"/>
+      <w:pPr>
+        <w:tabs>
+          <w:tab w:val="num" w:pos="4320"/>
+        </w:tabs>
+        <w:ind w:left="4320" w:hanging="360"/>
+      </w:pPr>
+      <w:rPr>
+        <w:rFonts w:ascii="Wingdings" w:hAnsi="Wingdings" w:hint="default"/>
+        <w:sz w:val="20"/>
+      </w:rPr>
+    </w:lvl>
+    <w:lvl w:ilvl="6" w:tentative="1">
+      <w:start w:val="1"/>
+      <w:numFmt w:val="bullet"/>
+      <w:lvlText w:val=""/>
+      <w:lvlJc w:val="left"/>
+      <w:pPr>
+        <w:tabs>
+          <w:tab w:val="num" w:pos="5040"/>
+        </w:tabs>
+        <w:ind w:left="5040" w:hanging="360"/>
+      </w:pPr>
+      <w:rPr>
+        <w:rFonts w:ascii="Wingdings" w:hAnsi="Wingdings" w:hint="default"/>
+        <w:sz w:val="20"/>
+      </w:rPr>
+    </w:lvl>
+    <w:lvl w:ilvl="7" w:tentative="1">
+      <w:start w:val="1"/>
+      <w:numFmt w:val="bullet"/>
+      <w:lvlText w:val=""/>
+      <w:lvlJc w:val="left"/>
+      <w:pPr>
+        <w:tabs>
+          <w:tab w:val="num" w:pos="5760"/>
+        </w:tabs>
+        <w:ind w:left="5760" w:hanging="360"/>
+      </w:pPr>
+      <w:rPr>
+        <w:rFonts w:ascii="Wingdings" w:hAnsi="Wingdings" w:hint="default"/>
+        <w:sz w:val="20"/>
+      </w:rPr>
+    </w:lvl>
+    <w:lvl w:ilvl="8" w:tentative="1">
+      <w:start w:val="1"/>
+      <w:numFmt w:val="bullet"/>
+      <w:lvlText w:val=""/>
+      <w:lvlJc w:val="left"/>
+      <w:pPr>
+        <w:tabs>
+          <w:tab w:val="num" w:pos="6480"/>
+        </w:tabs>
+        <w:ind w:left="6480" w:hanging="360"/>
+      </w:pPr>
+      <w:rPr>
+        <w:rFonts w:ascii="Wingdings" w:hAnsi="Wingdings" w:hint="default"/>
+        <w:sz w:val="20"/>
+      </w:rPr>
+    </w:lvl>
+  </w:abstractNum>
+  <w:abstractNum w:abstractNumId="2" w15:restartNumberingAfterBreak="0">
+    <w:nsid w:val="64927042"/>
+    <w:multiLevelType w:val="multilevel"/>
+    <w:tmpl w:val="C5F86A50"/>
+    <w:lvl w:ilvl="0">
+      <w:start w:val="1"/>
+      <w:numFmt w:val="bullet"/>
+      <w:lvlText w:val=""/>
+      <w:lvlJc w:val="left"/>
+      <w:pPr>
+        <w:tabs>
+          <w:tab w:val="num" w:pos="720"/>
+        </w:tabs>
+        <w:ind w:left="720" w:hanging="360"/>
+      </w:pPr>
+      <w:rPr>
+        <w:rFonts w:ascii="Symbol" w:hAnsi="Symbol" w:hint="default"/>
+        <w:sz w:val="20"/>
+      </w:rPr>
+    </w:lvl>
+    <w:lvl w:ilvl="1" w:tentative="1">
+      <w:start w:val="1"/>
+      <w:numFmt w:val="bullet"/>
+      <w:lvlText w:val="o"/>
+      <w:lvlJc w:val="left"/>
+      <w:pPr>
+        <w:tabs>
+          <w:tab w:val="num" w:pos="1440"/>
+        </w:tabs>
+        <w:ind w:left="1440" w:hanging="360"/>
+      </w:pPr>
+      <w:rPr>
+        <w:rFonts w:ascii="Courier New" w:hAnsi="Courier New" w:hint="default"/>
+        <w:sz w:val="20"/>
+      </w:rPr>
+    </w:lvl>
+    <w:lvl w:ilvl="2" w:tentative="1">
+      <w:start w:val="1"/>
+      <w:numFmt w:val="bullet"/>
+      <w:lvlText w:val=""/>
+      <w:lvlJc w:val="left"/>
+      <w:pPr>
+        <w:tabs>
+          <w:tab w:val="num" w:pos="2160"/>
+        </w:tabs>
+        <w:ind w:left="2160" w:hanging="360"/>
+      </w:pPr>
+      <w:rPr>
+        <w:rFonts w:ascii="Wingdings" w:hAnsi="Wingdings" w:hint="default"/>
+        <w:sz w:val="20"/>
+      </w:rPr>
+    </w:lvl>
+    <w:lvl w:ilvl="3" w:tentative="1">
+      <w:start w:val="1"/>
+      <w:numFmt w:val="bullet"/>
+      <w:lvlText w:val=""/>
+      <w:lvlJc w:val="left"/>
+      <w:pPr>
+        <w:tabs>
+          <w:tab w:val="num" w:pos="2880"/>
+        </w:tabs>
+        <w:ind w:left="2880" w:hanging="360"/>
+      </w:pPr>
+      <w:rPr>
+        <w:rFonts w:ascii="Wingdings" w:hAnsi="Wingdings" w:hint="default"/>
+        <w:sz w:val="20"/>
+      </w:rPr>
+    </w:lvl>
+    <w:lvl w:ilvl="4" w:tentative="1">
+      <w:start w:val="1"/>
+      <w:numFmt w:val="bullet"/>
+      <w:lvlText w:val=""/>
+      <w:lvlJc w:val="left"/>
+      <w:pPr>
+        <w:tabs>
+          <w:tab w:val="num" w:pos="3600"/>
+        </w:tabs>
+        <w:ind w:left="3600" w:hanging="360"/>
+      </w:pPr>
+      <w:rPr>
+        <w:rFonts w:ascii="Wingdings" w:hAnsi="Wingdings" w:hint="default"/>
+        <w:sz w:val="20"/>
+      </w:rPr>
+    </w:lvl>
+    <w:lvl w:ilvl="5" w:tentative="1">
+      <w:start w:val="1"/>
+      <w:numFmt w:val="bullet"/>
+      <w:lvlText w:val=""/>
+      <w:lvlJc w:val="left"/>
+      <w:pPr>
+        <w:tabs>
+          <w:tab w:val="num" w:pos="4320"/>
+        </w:tabs>
+        <w:ind w:left="4320" w:hanging="360"/>
+      </w:pPr>
+      <w:rPr>
+        <w:rFonts w:ascii="Wingdings" w:hAnsi="Wingdings" w:hint="default"/>
+        <w:sz w:val="20"/>
+      </w:rPr>
+    </w:lvl>
+    <w:lvl w:ilvl="6" w:tentative="1">
+      <w:start w:val="1"/>
+      <w:numFmt w:val="bullet"/>
+      <w:lvlText w:val=""/>
+      <w:lvlJc w:val="left"/>
+      <w:pPr>
+        <w:tabs>
+          <w:tab w:val="num" w:pos="5040"/>
+        </w:tabs>
+        <w:ind w:left="5040" w:hanging="360"/>
+      </w:pPr>
+      <w:rPr>
+        <w:rFonts w:ascii="Wingdings" w:hAnsi="Wingdings" w:hint="default"/>
+        <w:sz w:val="20"/>
+      </w:rPr>
+    </w:lvl>
+    <w:lvl w:ilvl="7" w:tentative="1">
+      <w:start w:val="1"/>
+      <w:numFmt w:val="bullet"/>
+      <w:lvlText w:val=""/>
+      <w:lvlJc w:val="left"/>
+      <w:pPr>
+        <w:tabs>
+          <w:tab w:val="num" w:pos="5760"/>
+        </w:tabs>
+        <w:ind w:left="5760" w:hanging="360"/>
+      </w:pPr>
+      <w:rPr>
+        <w:rFonts w:ascii="Wingdings" w:hAnsi="Wingdings" w:hint="default"/>
+        <w:sz w:val="20"/>
+      </w:rPr>
+    </w:lvl>
+    <w:lvl w:ilvl="8" w:tentative="1">
+      <w:start w:val="1"/>
+      <w:numFmt w:val="bullet"/>
+      <w:lvlText w:val=""/>
+      <w:lvlJc w:val="left"/>
+      <w:pPr>
+        <w:tabs>
+          <w:tab w:val="num" w:pos="6480"/>
+        </w:tabs>
+        <w:ind w:left="6480" w:hanging="360"/>
+      </w:pPr>
+      <w:rPr>
+        <w:rFonts w:ascii="Wingdings" w:hAnsi="Wingdings" w:hint="default"/>
+        <w:sz w:val="20"/>
+      </w:rPr>
+    </w:lvl>
+  </w:abstractNum>
+  <w:abstractNum w:abstractNumId="3" w15:restartNumberingAfterBreak="0">
+    <w:nsid w:val="6A02210A"/>
+    <w:multiLevelType w:val="multilevel"/>
+    <w:tmpl w:val="878453C8"/>
+    <w:lvl w:ilvl="0">
+      <w:start w:val="1"/>
+      <w:numFmt w:val="bullet"/>
+      <w:lvlText w:val=""/>
+      <w:lvlJc w:val="left"/>
+      <w:pPr>
+        <w:tabs>
+          <w:tab w:val="num" w:pos="720"/>
+        </w:tabs>
+        <w:ind w:left="720" w:hanging="360"/>
+      </w:pPr>
+      <w:rPr>
+        <w:rFonts w:ascii="Symbol" w:hAnsi="Symbol" w:hint="default"/>
+        <w:sz w:val="20"/>
+      </w:rPr>
+    </w:lvl>
+    <w:lvl w:ilvl="1" w:tentative="1">
+      <w:start w:val="1"/>
+      <w:numFmt w:val="bullet"/>
+      <w:lvlText w:val="o"/>
+      <w:lvlJc w:val="left"/>
+      <w:pPr>
+        <w:tabs>
+          <w:tab w:val="num" w:pos="1440"/>
+        </w:tabs>
+        <w:ind w:left="1440" w:hanging="360"/>
+      </w:pPr>
+      <w:rPr>
+        <w:rFonts w:ascii="Courier New" w:hAnsi="Courier New" w:hint="default"/>
+        <w:sz w:val="20"/>
+      </w:rPr>
+    </w:lvl>
+    <w:lvl w:ilvl="2" w:tentative="1">
+      <w:start w:val="1"/>
+      <w:numFmt w:val="bullet"/>
+      <w:lvlText w:val=""/>
+      <w:lvlJc w:val="left"/>
+      <w:pPr>
+        <w:tabs>
+          <w:tab w:val="num" w:pos="2160"/>
+        </w:tabs>
+        <w:ind w:left="2160" w:hanging="360"/>
+      </w:pPr>
+      <w:rPr>
+        <w:rFonts w:ascii="Wingdings" w:hAnsi="Wingdings" w:hint="default"/>
+        <w:sz w:val="20"/>
+      </w:rPr>
+    </w:lvl>
+    <w:lvl w:ilvl="3" w:tentative="1">
+      <w:start w:val="1"/>
+      <w:numFmt w:val="bullet"/>
+      <w:lvlText w:val=""/>
+      <w:lvlJc w:val="left"/>
+      <w:pPr>
+        <w:tabs>
+          <w:tab w:val="num" w:pos="2880"/>
+        </w:tabs>
+        <w:ind w:left="2880" w:hanging="360"/>
+      </w:pPr>
+      <w:rPr>
+        <w:rFonts w:ascii="Wingdings" w:hAnsi="Wingdings" w:hint="default"/>
+        <w:sz w:val="20"/>
+      </w:rPr>
+    </w:lvl>
+    <w:lvl w:ilvl="4" w:tentative="1">
+      <w:start w:val="1"/>
+      <w:numFmt w:val="bullet"/>
+      <w:lvlText w:val=""/>
+      <w:lvlJc w:val="left"/>
+      <w:pPr>
+        <w:tabs>
+          <w:tab w:val="num" w:pos="3600"/>
+        </w:tabs>
+        <w:ind w:left="3600" w:hanging="360"/>
+      </w:pPr>
+      <w:rPr>
+        <w:rFonts w:ascii="Wingdings" w:hAnsi="Wingdings" w:hint="default"/>
+        <w:sz w:val="20"/>
+      </w:rPr>
+    </w:lvl>
+    <w:lvl w:ilvl="5" w:tentative="1">
+      <w:start w:val="1"/>
+      <w:numFmt w:val="bullet"/>
+      <w:lvlText w:val=""/>
+      <w:lvlJc w:val="left"/>
+      <w:pPr>
+        <w:tabs>
+          <w:tab w:val="num" w:pos="4320"/>
+        </w:tabs>
+        <w:ind w:left="4320" w:hanging="360"/>
+      </w:pPr>
+      <w:rPr>
+        <w:rFonts w:ascii="Wingdings" w:hAnsi="Wingdings" w:hint="default"/>
+        <w:sz w:val="20"/>
+      </w:rPr>
+    </w:lvl>
+    <w:lvl w:ilvl="6" w:tentative="1">
+      <w:start w:val="1"/>
+      <w:numFmt w:val="bullet"/>
+      <w:lvlText w:val=""/>
+      <w:lvlJc w:val="left"/>
+      <w:pPr>
+        <w:tabs>
+          <w:tab w:val="num" w:pos="5040"/>
+        </w:tabs>
+        <w:ind w:left="5040" w:hanging="360"/>
+      </w:pPr>
+      <w:rPr>
+        <w:rFonts w:ascii="Wingdings" w:hAnsi="Wingdings" w:hint="default"/>
+        <w:sz w:val="20"/>
+      </w:rPr>
+    </w:lvl>
+    <w:lvl w:ilvl="7" w:tentative="1">
+      <w:start w:val="1"/>
+      <w:numFmt w:val="bullet"/>
+      <w:lvlText w:val=""/>
+      <w:lvlJc w:val="left"/>
+      <w:pPr>
+        <w:tabs>
+          <w:tab w:val="num" w:pos="5760"/>
+        </w:tabs>
+        <w:ind w:left="5760" w:hanging="360"/>
+      </w:pPr>
+      <w:rPr>
+        <w:rFonts w:ascii="Wingdings" w:hAnsi="Wingdings" w:hint="default"/>
+        <w:sz w:val="20"/>
+      </w:rPr>
+    </w:lvl>
+    <w:lvl w:ilvl="8" w:tentative="1">
+      <w:start w:val="1"/>
+      <w:numFmt w:val="bullet"/>
+      <w:lvlText w:val=""/>
+      <w:lvlJc w:val="left"/>
+      <w:pPr>
+        <w:tabs>
+          <w:tab w:val="num" w:pos="6480"/>
+        </w:tabs>
+        <w:ind w:left="6480" w:hanging="360"/>
+      </w:pPr>
+      <w:rPr>
+        <w:rFonts w:ascii="Wingdings" w:hAnsi="Wingdings" w:hint="default"/>
+        <w:sz w:val="20"/>
+      </w:rPr>
+    </w:lvl>
+  </w:abstractNum>
+  <w:abstractNum w:abstractNumId="4" w15:restartNumberingAfterBreak="0">
+    <w:nsid w:val="7E130353"/>
+    <w:multiLevelType w:val="multilevel"/>
+    <w:tmpl w:val="5ABA26E0"/>
+    <w:lvl w:ilvl="0">
+      <w:start w:val="1"/>
+      <w:numFmt w:val="bullet"/>
+      <w:lvlText w:val=""/>
+      <w:lvlJc w:val="left"/>
+      <w:pPr>
+        <w:tabs>
+          <w:tab w:val="num" w:pos="720"/>
+        </w:tabs>
+        <w:ind w:left="720" w:hanging="360"/>
+      </w:pPr>
+      <w:rPr>
+        <w:rFonts w:ascii="Symbol" w:hAnsi="Symbol" w:hint="default"/>
+        <w:sz w:val="20"/>
+      </w:rPr>
+    </w:lvl>
+    <w:lvl w:ilvl="1" w:tentative="1">
+      <w:start w:val="1"/>
+      <w:numFmt w:val="bullet"/>
+      <w:lvlText w:val="o"/>
+      <w:lvlJc w:val="left"/>
+      <w:pPr>
+        <w:tabs>
+          <w:tab w:val="num" w:pos="1440"/>
+        </w:tabs>
+        <w:ind w:left="1440" w:hanging="360"/>
+      </w:pPr>
+      <w:rPr>
+        <w:rFonts w:ascii="Courier New" w:hAnsi="Courier New" w:hint="default"/>
+        <w:sz w:val="20"/>
+      </w:rPr>
+    </w:lvl>
+    <w:lvl w:ilvl="2" w:tentative="1">
+      <w:start w:val="1"/>
+      <w:numFmt w:val="bullet"/>
+      <w:lvlText w:val=""/>
+      <w:lvlJc w:val="left"/>
+      <w:pPr>
+        <w:tabs>
+          <w:tab w:val="num" w:pos="2160"/>
+        </w:tabs>
+        <w:ind w:left="2160" w:hanging="360"/>
+      </w:pPr>
+      <w:rPr>
+        <w:rFonts w:ascii="Wingdings" w:hAnsi="Wingdings" w:hint="default"/>
+        <w:sz w:val="20"/>
+      </w:rPr>
+    </w:lvl>
+    <w:lvl w:ilvl="3" w:tentative="1">
+      <w:start w:val="1"/>
+      <w:numFmt w:val="bullet"/>
+      <w:lvlText w:val=""/>
+      <w:lvlJc w:val="left"/>
+      <w:pPr>
+        <w:tabs>
+          <w:tab w:val="num" w:pos="2880"/>
+        </w:tabs>
+        <w:ind w:left="2880" w:hanging="360"/>
+      </w:pPr>
+      <w:rPr>
+        <w:rFonts w:ascii="Wingdings" w:hAnsi="Wingdings" w:hint="default"/>
+        <w:sz w:val="20"/>
+      </w:rPr>
+    </w:lvl>
+    <w:lvl w:ilvl="4" w:tentative="1">
+      <w:start w:val="1"/>
+      <w:numFmt w:val="bullet"/>
+      <w:lvlText w:val=""/>
+      <w:lvlJc w:val="left"/>
+      <w:pPr>
+        <w:tabs>
+          <w:tab w:val="num" w:pos="3600"/>
+        </w:tabs>
+        <w:ind w:left="3600" w:hanging="360"/>
+      </w:pPr>
+      <w:rPr>
+        <w:rFonts w:ascii="Wingdings" w:hAnsi="Wingdings" w:hint="default"/>
+        <w:sz w:val="20"/>
+      </w:rPr>
+    </w:lvl>
+    <w:lvl w:ilvl="5" w:tentative="1">
+      <w:start w:val="1"/>
+      <w:numFmt w:val="bullet"/>
+      <w:lvlText w:val=""/>
+      <w:lvlJc w:val="left"/>
+      <w:pPr>
+        <w:tabs>
+          <w:tab w:val="num" w:pos="4320"/>
+        </w:tabs>
+        <w:ind w:left="4320" w:hanging="360"/>
+      </w:pPr>
+      <w:rPr>
+        <w:rFonts w:ascii="Wingdings" w:hAnsi="Wingdings" w:hint="default"/>
+        <w:sz w:val="20"/>
+      </w:rPr>
+    </w:lvl>
+    <w:lvl w:ilvl="6" w:tentative="1">
+      <w:start w:val="1"/>
+      <w:numFmt w:val="bullet"/>
+      <w:lvlText w:val=""/>
+      <w:lvlJc w:val="left"/>
+      <w:pPr>
+        <w:tabs>
+          <w:tab w:val="num" w:pos="5040"/>
+        </w:tabs>
+        <w:ind w:left="5040" w:hanging="360"/>
+      </w:pPr>
+      <w:rPr>
+        <w:rFonts w:ascii="Wingdings" w:hAnsi="Wingdings" w:hint="default"/>
+        <w:sz w:val="20"/>
+      </w:rPr>
+    </w:lvl>
+    <w:lvl w:ilvl="7" w:tentative="1">
+      <w:start w:val="1"/>
+      <w:numFmt w:val="bullet"/>
+      <w:lvlText w:val=""/>
+      <w:lvlJc w:val="left"/>
+      <w:pPr>
+        <w:tabs>
+          <w:tab w:val="num" w:pos="5760"/>
+        </w:tabs>
+        <w:ind w:left="5760" w:hanging="360"/>
+      </w:pPr>
+      <w:rPr>
+        <w:rFonts w:ascii="Wingdings" w:hAnsi="Wingdings" w:hint="default"/>
+        <w:sz w:val="20"/>
+      </w:rPr>
+    </w:lvl>
+    <w:lvl w:ilvl="8" w:tentative="1">
+      <w:start w:val="1"/>
+      <w:numFmt w:val="bullet"/>
+      <w:lvlText w:val=""/>
+      <w:lvlJc w:val="left"/>
+      <w:pPr>
+        <w:tabs>
+          <w:tab w:val="num" w:pos="6480"/>
+        </w:tabs>
+        <w:ind w:left="6480" w:hanging="360"/>
+      </w:pPr>
+      <w:rPr>
+        <w:rFonts w:ascii="Wingdings" w:hAnsi="Wingdings" w:hint="default"/>
+        <w:sz w:val="20"/>
+      </w:rPr>
+    </w:lvl>
+  </w:abstractNum>
+  <w:num w:numId="1">
+    <w:abstractNumId w:val="1"/>
+  </w:num>
+  <w:num w:numId="2">
+    <w:abstractNumId w:val="0"/>
+  </w:num>
+  <w:num w:numId="3">
+    <w:abstractNumId w:val="2"/>
+  </w:num>
+  <w:num w:numId="4">
+    <w:abstractNumId w:val="3"/>
+  </w:num>
+  <w:num w:numId="5">
+    <w:abstractNumId w:val="4"/>
+  </w:num>
+</w:numbering>
 </file>
 
 <file path=word/styles.xml><?xml version="1.0" encoding="utf-8"?>
@@ -406,6 +2170,27 @@
     <w:name w:val="Normal"/>
     <w:qFormat/>
   </w:style>
+  <w:style w:type="paragraph" w:styleId="Heading1">
+    <w:name w:val="heading 1"/>
+    <w:basedOn w:val="Normal"/>
+    <w:next w:val="Normal"/>
+    <w:link w:val="Heading1Char"/>
+    <w:uiPriority w:val="9"/>
+    <w:qFormat/>
+    <w:rsid w:val="003D52B7"/>
+    <w:pPr>
+      <w:keepNext/>
+      <w:keepLines/>
+      <w:spacing w:before="240"/>
+      <w:outlineLvl w:val="0"/>
+    </w:pPr>
+    <w:rPr>
+      <w:rFonts w:asciiTheme="majorHAnsi" w:eastAsiaTheme="majorEastAsia" w:hAnsiTheme="majorHAnsi" w:cstheme="majorBidi"/>
+      <w:color w:val="2E74B5" w:themeColor="accent1" w:themeShade="BF"/>
+      <w:sz w:val="32"/>
+      <w:szCs w:val="32"/>
+    </w:rPr>
+  </w:style>
   <w:style w:type="character" w:default="1" w:styleId="DefaultParagraphFont">
     <w:name w:val="Default Paragraph Font"/>
     <w:uiPriority w:val="1"/>
@@ -432,6 +2217,79 @@
     <w:uiPriority w:val="99"/>
     <w:semiHidden/>
     <w:unhideWhenUsed/>
+  </w:style>
+  <w:style w:type="paragraph" w:styleId="Title">
+    <w:name w:val="Title"/>
+    <w:basedOn w:val="Normal"/>
+    <w:next w:val="Normal"/>
+    <w:link w:val="TitleChar"/>
+    <w:uiPriority w:val="10"/>
+    <w:qFormat/>
+    <w:rsid w:val="003D52B7"/>
+    <w:pPr>
+      <w:contextualSpacing/>
+    </w:pPr>
+    <w:rPr>
+      <w:rFonts w:asciiTheme="majorHAnsi" w:eastAsiaTheme="majorEastAsia" w:hAnsiTheme="majorHAnsi" w:cstheme="majorBidi"/>
+      <w:spacing w:val="-10"/>
+      <w:kern w:val="28"/>
+      <w:sz w:val="56"/>
+      <w:szCs w:val="56"/>
+    </w:rPr>
+  </w:style>
+  <w:style w:type="character" w:customStyle="1" w:styleId="TitleChar">
+    <w:name w:val="Title Char"/>
+    <w:basedOn w:val="DefaultParagraphFont"/>
+    <w:link w:val="Title"/>
+    <w:uiPriority w:val="10"/>
+    <w:rsid w:val="003D52B7"/>
+    <w:rPr>
+      <w:rFonts w:asciiTheme="majorHAnsi" w:eastAsiaTheme="majorEastAsia" w:hAnsiTheme="majorHAnsi" w:cstheme="majorBidi"/>
+      <w:spacing w:val="-10"/>
+      <w:kern w:val="28"/>
+      <w:sz w:val="56"/>
+      <w:szCs w:val="56"/>
+    </w:rPr>
+  </w:style>
+  <w:style w:type="character" w:customStyle="1" w:styleId="Heading1Char">
+    <w:name w:val="Heading 1 Char"/>
+    <w:basedOn w:val="DefaultParagraphFont"/>
+    <w:link w:val="Heading1"/>
+    <w:uiPriority w:val="9"/>
+    <w:rsid w:val="003D52B7"/>
+    <w:rPr>
+      <w:rFonts w:asciiTheme="majorHAnsi" w:eastAsiaTheme="majorEastAsia" w:hAnsiTheme="majorHAnsi" w:cstheme="majorBidi"/>
+      <w:color w:val="2E74B5" w:themeColor="accent1" w:themeShade="BF"/>
+      <w:sz w:val="32"/>
+      <w:szCs w:val="32"/>
+    </w:rPr>
+  </w:style>
+  <w:style w:type="character" w:styleId="Strong">
+    <w:name w:val="Strong"/>
+    <w:basedOn w:val="DefaultParagraphFont"/>
+    <w:uiPriority w:val="22"/>
+    <w:qFormat/>
+    <w:rsid w:val="00490227"/>
+    <w:rPr>
+      <w:b/>
+      <w:bCs/>
+    </w:rPr>
+  </w:style>
+  <w:style w:type="paragraph" w:styleId="NormalWeb">
+    <w:name w:val="Normal (Web)"/>
+    <w:basedOn w:val="Normal"/>
+    <w:uiPriority w:val="99"/>
+    <w:semiHidden/>
+    <w:unhideWhenUsed/>
+    <w:rsid w:val="00536018"/>
+    <w:pPr>
+      <w:spacing w:before="100" w:beforeAutospacing="1" w:after="100" w:afterAutospacing="1"/>
+    </w:pPr>
+    <w:rPr>
+      <w:rFonts w:ascii="Times New Roman" w:eastAsia="Times New Roman" w:hAnsi="Times New Roman" w:cs="Times New Roman"/>
+      <w:sz w:val="24"/>
+      <w:szCs w:val="24"/>
+    </w:rPr>
   </w:style>
 </w:styles>
 </file>
